--- a/RFI-Docs/Healthcare Innovation 7-22-24-- Study Highlights Genetic Diversity of VA’s Million Veterans Program.docx
+++ b/RFI-Docs/Healthcare Innovation 7-22-24-- Study Highlights Genetic Diversity of VA’s Million Veterans Program.docx
@@ -4,8 +4,123 @@
   <w:body>
     <w:p>
       <w:pPr>
+        <w:jc w:val="left"/>
+      </w:pPr>
+      <w:r>
+        <w:rPr>
+          <w:color w:val="646464"/>
+          <w:sz w:val="18"/>
+        </w:rPr>
+        <w:t>Document: Healthcare Innovation 7-22-24-- Study Highlights Genetic Diversity of VA’s Million Veterans Program.docx</w:t>
+      </w:r>
+    </w:p>
+    <w:p>
+      <w:pPr>
+        <w:jc w:val="left"/>
+      </w:pPr>
+      <w:r>
+        <w:rPr>
+          <w:color w:val="646464"/>
+          <w:sz w:val="18"/>
+        </w:rPr>
+        <w:t>Title: Healthcare Innovation 7-22-24-- Study Highlights Genetic Diversity of VA’s Million Veterans Program</w:t>
+      </w:r>
+    </w:p>
+    <w:p>
+      <w:pPr>
+        <w:jc w:val="left"/>
+      </w:pPr>
+      <w:r>
+        <w:rPr>
+          <w:color w:val="646464"/>
+          <w:sz w:val="18"/>
+        </w:rPr>
+        <w:t>Topic: MVP | Type: News Articles</w:t>
+      </w:r>
+    </w:p>
+    <w:p>
+      <w:pPr>
+        <w:jc w:val="left"/>
+      </w:pPr>
+      <w:r>
+        <w:rPr>
+          <w:color w:val="646464"/>
+          <w:sz w:val="18"/>
+        </w:rPr>
+        <w:t>Created: 2024-07-23 | By: Richman, Michael (VACO)</w:t>
+      </w:r>
+    </w:p>
+    <w:p>
+      <w:pPr>
+        <w:jc w:val="left"/>
+      </w:pPr>
+      <w:r>
+        <w:rPr>
+          <w:color w:val="646464"/>
+          <w:sz w:val="18"/>
+        </w:rPr>
+        <w:t>Modified: 2024-07-23 | By: Richman, Michael (VACO)</w:t>
+      </w:r>
+    </w:p>
+    <w:p>
+      <w:pPr>
+        <w:jc w:val="left"/>
+      </w:pPr>
+      <w:r>
+        <w:rPr>
+          <w:color w:val="C8C8C8"/>
+          <w:sz w:val="16"/>
+        </w:rPr>
+        <w:t>────────────────────────────────────────────────────────────────────────────────</w:t>
+      </w:r>
+    </w:p>
+    <w:p>
+      <w:pPr>
+        <w:jc w:val="left"/>
+      </w:pPr>
+      <w:r/>
+    </w:p>
+    <w:p>
+      <w:pPr>
+        <w:jc w:val="left"/>
+      </w:pPr>
+      <w:r>
+        <w:rPr>
+          <w:color w:val="646464"/>
+          <w:sz w:val="18"/>
+        </w:rPr>
+        <w:t>Topic: MVP | Type: News Articles</w:t>
+      </w:r>
+    </w:p>
+    <w:p>
+      <w:pPr>
+        <w:jc w:val="left"/>
+      </w:pPr>
+      <w:r>
+        <w:rPr>
+          <w:color w:val="646464"/>
+          <w:sz w:val="18"/>
+        </w:rPr>
+        <w:t>Created: 2024-07-23 | By: Richman, Michael (VACO)</w:t>
+      </w:r>
+    </w:p>
+    <w:p>
+      <w:pPr>
+        <w:jc w:val="left"/>
+      </w:pPr>
+      <w:r>
+        <w:rPr>
+          <w:color w:val="646464"/>
+          <w:sz w:val="18"/>
+        </w:rPr>
+        <w:t>Modified: 2024-07-23 | By: Richman, Michael (VACO)</w:t>
+      </w:r>
+    </w:p>
+    <w:p>
+      <w:pPr>
         <w:shd w:val="clear" w:color="auto" w:fill="FFFFFF"/>
         <w:spacing w:after="0" w:line="240" w:lineRule="auto"/>
+        <w:jc w:val="left"/>
         <w:outlineLvl w:val="0"/>
         <w:rPr>
           <w:rFonts w:ascii="Fira Sans" w:eastAsia="Times New Roman" w:hAnsi="Fira Sans" w:cs="Times New Roman"/>
@@ -20,16 +135,10 @@
       </w:pPr>
       <w:r>
         <w:rPr>
-          <w:rFonts w:ascii="Fira Sans" w:eastAsia="Times New Roman" w:hAnsi="Fira Sans" w:cs="Times New Roman"/>
-          <w:b/>
-          <w:bCs/>
-          <w:color w:val="000000"/>
-          <w:kern w:val="36"/>
-          <w:sz w:val="54"/>
-          <w:szCs w:val="54"/>
-          <w14:ligatures w14:val="none"/>
-        </w:rPr>
-        <w:t>Study Highlights Genetic Diversity of VA’s Million Veterans Program</w:t>
+          <w:color w:val="C8C8C8"/>
+          <w:sz w:val="16"/>
+        </w:rPr>
+        <w:t>────────────────────────────────────────────────────────────────────────────────</w:t>
       </w:r>
     </w:p>
     <w:p>
@@ -45,17 +154,7 @@
           <w14:ligatures w14:val="none"/>
         </w:rPr>
       </w:pPr>
-      <w:r>
-        <w:rPr>
-          <w:rFonts w:ascii="Fira Sans" w:eastAsia="Times New Roman" w:hAnsi="Fira Sans" w:cs="Times New Roman"/>
-          <w:color w:val="666666"/>
-          <w:kern w:val="0"/>
-          <w:sz w:val="24"/>
-          <w:szCs w:val="24"/>
-          <w14:ligatures w14:val="none"/>
-        </w:rPr>
-        <w:t>July 22, 2024</w:t>
-      </w:r>
+      <w:r/>
     </w:p>
     <w:p>
       <w:pPr>
